--- a/docs/ISO27001/ZAZ-11-01_Test_obnovy_ze_zalohy.docx
+++ b/docs/ISO27001/ZAZ-11-01_Test_obnovy_ze_zalohy.docx
@@ -419,7 +419,7 @@
                 <w:sz w:val="20"/>
                 <w:szCs w:val="20"/>
               </w:rPr>
-              <w:t xml:space="preserve">Michal (obnova a infrastruktura)</w:t>
+              <w:t xml:space="preserve">Michal Šik (obnova a infrastruktura)</w:t>
             </w:r>
           </w:p>
         </w:tc>
@@ -2532,7 +2532,7 @@
                 <w:sz w:val="20"/>
                 <w:szCs w:val="20"/>
               </w:rPr>
-              <w:t xml:space="preserve">Michal</w:t>
+              <w:t xml:space="preserve">Michal Šik</w:t>
             </w:r>
           </w:p>
         </w:tc>
@@ -2816,7 +2816,7 @@
                 <w:sz w:val="20"/>
                 <w:szCs w:val="20"/>
               </w:rPr>
-              <w:t xml:space="preserve">Doporučení / akce (odpovídá: Michal)</w:t>
+              <w:t xml:space="preserve">Doporučení / akce (odpovídá: Michal Šik)</w:t>
             </w:r>
           </w:p>
         </w:tc>
